--- a/BubbleFish - Planning/Legal/2026.03.25 - BubbleFish-Master-Build-Plan-V_3-Comet.docx
+++ b/BubbleFish - Planning/Legal/2026.03.25 - BubbleFish-Master-Build-Plan-V_3-Comet.docx
@@ -35,7 +35,7 @@
           <w:szCs w:val="24"/>
         </w:rPr>
         <w:pict w14:anchorId="51139972">
-          <v:rect id="_x0000_i1031" style="width:0;height:1.5pt" o:hralign="center" o:hrstd="t" o:hr="t" fillcolor="#a0a0a0" stroked="f"/>
+          <v:rect id="_x0000_i1025" style="width:0;height:1.5pt" o:hralign="center" o:hrstd="t" o:hr="t" fillcolor="#a0a0a0" stroked="f"/>
         </w:pict>
       </w:r>
     </w:p>
@@ -113,7 +113,25 @@
           <w:sz w:val="24"/>
           <w:szCs w:val="24"/>
         </w:rPr>
-        <w:t>The idea started as "what if I built multinode.js" — a dead-simple frustration with running separate servers for Claude and Perplexity. V1 crystallized it into a brilliant Node.js build-time compiler concept with file-based config, pre-compiled translation files, and a Charmbracelet-inspired terminal dashboard. V2 was a surgical pivot: drop Node.js entirely, rewrite in Go for single-binary distribution, native goroutine concurrency, and the actual Bubble Tea TUI framework. The V2 document even self-critiques its own weaknesses — which is exactly the right engineering mindset.2026.03.25-BubbleFish-Master-Build-Plan-2.docx+2</w:t>
+        <w:t xml:space="preserve">The idea started as "what if I built </w:t>
+      </w:r>
+      <w:proofErr w:type="gramStart"/>
+      <w:r>
+        <w:rPr>
+          <w:rFonts w:ascii="Times New Roman" w:eastAsia="Times New Roman" w:hAnsi="Times New Roman" w:cs="Times New Roman"/>
+          <w:sz w:val="24"/>
+          <w:szCs w:val="24"/>
+        </w:rPr>
+        <w:t>multinode.js" —</w:t>
+      </w:r>
+      <w:proofErr w:type="gramEnd"/>
+      <w:r>
+        <w:rPr>
+          <w:rFonts w:ascii="Times New Roman" w:eastAsia="Times New Roman" w:hAnsi="Times New Roman" w:cs="Times New Roman"/>
+          <w:sz w:val="24"/>
+          <w:szCs w:val="24"/>
+        </w:rPr>
+        <w:t xml:space="preserve"> a dead-simple frustration with running separate servers for Claude and Perplexity. V1 crystallized it into a brilliant Node.js build-time compiler concept with file-based config, pre-compiled translation files, and a Charmbracelet-inspired terminal dashboard. V2 was a surgical pivot: drop Node.js entirely, rewrite in Go for single-binary distribution, native goroutine concurrency, and the actual Bubble Tea TUI framework. The V2 document even self-critiques its own weaknesses — which is exactly the right engineering mindset.2026.03.25-BubbleFish-Master-Build-Plan-2.docx+2</w:t>
       </w:r>
     </w:p>
     <w:p>
@@ -169,7 +187,7 @@
           <w:szCs w:val="24"/>
         </w:rPr>
         <w:pict w14:anchorId="77F2873F">
-          <v:rect id="_x0000_i1032" style="width:0;height:1.5pt" o:hralign="center" o:hrstd="t" o:hr="t" fillcolor="#a0a0a0" stroked="f"/>
+          <v:rect id="_x0000_i1026" style="width:0;height:1.5pt" o:hralign="center" o:hrstd="t" o:hr="t" fillcolor="#a0a0a0" stroked="f"/>
         </w:pict>
       </w:r>
     </w:p>
@@ -234,7 +252,25 @@
           <w:sz w:val="24"/>
           <w:szCs w:val="24"/>
         </w:rPr>
-        <w:t xml:space="preserve">The V2 plan itself flags this but doesn't fully solve it. You're building infrastructure (a 24/7 router) that is currently dependent on a terminal window staying open. The moment a user closes their terminal, the orchestrator dies and every connected AI tool loses its route to the database. The proposed fix (daemon + client split) is the right answer — but it's not architected yet. This needs to be a </w:t>
+        <w:t xml:space="preserve">The V2 plan itself flags this but doesn't fully solve it. You're building infrastructure (a 24/7 router) that is currently dependent on </w:t>
+      </w:r>
+      <w:proofErr w:type="gramStart"/>
+      <w:r>
+        <w:rPr>
+          <w:rFonts w:ascii="Times New Roman" w:eastAsia="Times New Roman" w:hAnsi="Times New Roman" w:cs="Times New Roman"/>
+          <w:sz w:val="24"/>
+          <w:szCs w:val="24"/>
+        </w:rPr>
+        <w:t>a terminal</w:t>
+      </w:r>
+      <w:proofErr w:type="gramEnd"/>
+      <w:r>
+        <w:rPr>
+          <w:rFonts w:ascii="Times New Roman" w:eastAsia="Times New Roman" w:hAnsi="Times New Roman" w:cs="Times New Roman"/>
+          <w:sz w:val="24"/>
+          <w:szCs w:val="24"/>
+        </w:rPr>
+        <w:t xml:space="preserve"> window staying open. The moment a user closes their terminal, the orchestrator dies and every connected AI tool loses its route to the database. The proposed fix (daemon + client split) is the right answer — but it's not architected yet. This needs to be a </w:t>
       </w:r>
       <w:r>
         <w:rPr>
@@ -331,13 +367,23 @@
         </w:rPr>
         <w:t>The plan underestimates this. The dot-notation field mapping (</w:t>
       </w:r>
+      <w:proofErr w:type="gramStart"/>
       <w:r>
         <w:rPr>
           <w:rFonts w:ascii="Courier New" w:eastAsia="Times New Roman" w:hAnsi="Courier New" w:cs="Courier New"/>
           <w:sz w:val="20"/>
           <w:szCs w:val="20"/>
         </w:rPr>
-        <w:t>payload.message.content[0].text</w:t>
+        <w:t>payload.message</w:t>
+      </w:r>
+      <w:proofErr w:type="gramEnd"/>
+      <w:r>
+        <w:rPr>
+          <w:rFonts w:ascii="Courier New" w:eastAsia="Times New Roman" w:hAnsi="Courier New" w:cs="Courier New"/>
+          <w:sz w:val="20"/>
+          <w:szCs w:val="20"/>
+        </w:rPr>
+        <w:t>.content[0].text</w:t>
       </w:r>
       <w:r>
         <w:rPr>
@@ -353,7 +399,25 @@
           <w:sz w:val="20"/>
           <w:szCs w:val="20"/>
         </w:rPr>
-        <w:t>map[string]interface{}</w:t>
+        <w:t>map[string]</w:t>
+      </w:r>
+      <w:proofErr w:type="gramStart"/>
+      <w:r>
+        <w:rPr>
+          <w:rFonts w:ascii="Courier New" w:eastAsia="Times New Roman" w:hAnsi="Courier New" w:cs="Courier New"/>
+          <w:sz w:val="20"/>
+          <w:szCs w:val="20"/>
+        </w:rPr>
+        <w:t>interface{</w:t>
+      </w:r>
+      <w:proofErr w:type="gramEnd"/>
+      <w:r>
+        <w:rPr>
+          <w:rFonts w:ascii="Courier New" w:eastAsia="Times New Roman" w:hAnsi="Courier New" w:cs="Courier New"/>
+          <w:sz w:val="20"/>
+          <w:szCs w:val="20"/>
+        </w:rPr>
+        <w:t>}</w:t>
       </w:r>
       <w:r>
         <w:rPr>
@@ -483,6 +547,7 @@
         </w:rPr>
         <w:t xml:space="preserve">V2 fixed a lot but kept JSON for source configs. JSON has no comments, no multi-line strings, and hostile error messages ("unexpected token" with no line context). When a developer misconfigures </w:t>
       </w:r>
+      <w:proofErr w:type="gramStart"/>
       <w:r>
         <w:rPr>
           <w:rFonts w:ascii="Courier New" w:eastAsia="Times New Roman" w:hAnsi="Courier New" w:cs="Courier New"/>
@@ -491,6 +556,7 @@
         </w:rPr>
         <w:t>claude.json</w:t>
       </w:r>
+      <w:proofErr w:type="gramEnd"/>
       <w:r>
         <w:rPr>
           <w:rFonts w:ascii="Times New Roman" w:eastAsia="Times New Roman" w:hAnsi="Times New Roman" w:cs="Times New Roman"/>
@@ -558,7 +624,25 @@
           <w:sz w:val="24"/>
           <w:szCs w:val="24"/>
         </w:rPr>
-        <w:t xml:space="preserve">Both plans describe auth config per-source, but neither plan actually architectures the </w:t>
+        <w:t xml:space="preserve">Both plans describe auth config per-source, but neither plan </w:t>
+      </w:r>
+      <w:proofErr w:type="gramStart"/>
+      <w:r>
+        <w:rPr>
+          <w:rFonts w:ascii="Times New Roman" w:eastAsia="Times New Roman" w:hAnsi="Times New Roman" w:cs="Times New Roman"/>
+          <w:sz w:val="24"/>
+          <w:szCs w:val="24"/>
+        </w:rPr>
+        <w:t>actually architectures</w:t>
+      </w:r>
+      <w:proofErr w:type="gramEnd"/>
+      <w:r>
+        <w:rPr>
+          <w:rFonts w:ascii="Times New Roman" w:eastAsia="Times New Roman" w:hAnsi="Times New Roman" w:cs="Times New Roman"/>
+          <w:sz w:val="24"/>
+          <w:szCs w:val="24"/>
+        </w:rPr>
+        <w:t xml:space="preserve"> the </w:t>
       </w:r>
       <w:r>
         <w:rPr>
@@ -665,7 +749,25 @@
           <w:sz w:val="24"/>
           <w:szCs w:val="24"/>
         </w:rPr>
-        <w:t xml:space="preserve"> or Go interface defined that would let you swap Supabase for Postgres, MongoDB, or a webhook. Without a formal interface, "destination agnosticism" is vaporware in the README. For virality, you want </w:t>
+        <w:t xml:space="preserve"> or Go </w:t>
+      </w:r>
+      <w:proofErr w:type="gramStart"/>
+      <w:r>
+        <w:rPr>
+          <w:rFonts w:ascii="Times New Roman" w:eastAsia="Times New Roman" w:hAnsi="Times New Roman" w:cs="Times New Roman"/>
+          <w:sz w:val="24"/>
+          <w:szCs w:val="24"/>
+        </w:rPr>
+        <w:t>interface defined</w:t>
+      </w:r>
+      <w:proofErr w:type="gramEnd"/>
+      <w:r>
+        <w:rPr>
+          <w:rFonts w:ascii="Times New Roman" w:eastAsia="Times New Roman" w:hAnsi="Times New Roman" w:cs="Times New Roman"/>
+          <w:sz w:val="24"/>
+          <w:szCs w:val="24"/>
+        </w:rPr>
+        <w:t xml:space="preserve"> that would let you swap Supabase for Postgres, MongoDB, or a webhook. Without a formal interface, "destination agnosticism" is vaporware in the README. For virality, you want </w:t>
       </w:r>
       <w:r>
         <w:rPr>
@@ -817,7 +919,25 @@
           <w:sz w:val="24"/>
           <w:szCs w:val="24"/>
         </w:rPr>
-        <w:t xml:space="preserve">Both plans describe AI → database (writes). But what about database → AI (reads)? Right now BubbleFish is a one-way funnel. The most powerful orchestration tools let sources also </w:t>
+        <w:t xml:space="preserve">Both plans describe AI → database (writes). But what about database → AI (reads)? Right </w:t>
+      </w:r>
+      <w:proofErr w:type="gramStart"/>
+      <w:r>
+        <w:rPr>
+          <w:rFonts w:ascii="Times New Roman" w:eastAsia="Times New Roman" w:hAnsi="Times New Roman" w:cs="Times New Roman"/>
+          <w:sz w:val="24"/>
+          <w:szCs w:val="24"/>
+        </w:rPr>
+        <w:t>now</w:t>
+      </w:r>
+      <w:proofErr w:type="gramEnd"/>
+      <w:r>
+        <w:rPr>
+          <w:rFonts w:ascii="Times New Roman" w:eastAsia="Times New Roman" w:hAnsi="Times New Roman" w:cs="Times New Roman"/>
+          <w:sz w:val="24"/>
+          <w:szCs w:val="24"/>
+        </w:rPr>
+        <w:t xml:space="preserve"> BubbleFish is a one-way funnel. The most powerful orchestration tools let sources also </w:t>
       </w:r>
       <w:r>
         <w:rPr>
@@ -854,7 +974,7 @@
         </w:rPr>
         <w:lastRenderedPageBreak/>
         <w:pict w14:anchorId="2E3B7E1D">
-          <v:rect id="_x0000_i1033" style="width:0;height:1.5pt" o:hralign="center" o:hrstd="t" o:hr="t" fillcolor="#a0a0a0" stroked="f"/>
+          <v:rect id="_x0000_i1027" style="width:0;height:1.5pt" o:hralign="center" o:hrstd="t" o:hr="t" fillcolor="#a0a0a0" stroked="f"/>
         </w:pict>
       </w:r>
     </w:p>
@@ -1142,8 +1262,19 @@
           <w:sz w:val="20"/>
           <w:szCs w:val="20"/>
         </w:rPr>
-        <w:t># claude.toml</w:t>
-      </w:r>
+        <w:t xml:space="preserve"># </w:t>
+      </w:r>
+      <w:proofErr w:type="gramStart"/>
+      <w:r>
+        <w:rPr>
+          <w:rFonts w:ascii="inherit" w:eastAsia="Times New Roman" w:hAnsi="inherit" w:cs="Courier New"/>
+          <w:color w:val="C5C8C6"/>
+          <w:sz w:val="20"/>
+          <w:szCs w:val="20"/>
+        </w:rPr>
+        <w:t>claude.toml</w:t>
+      </w:r>
+      <w:proofErr w:type="gramEnd"/>
     </w:p>
     <w:p>
       <w:pPr>
@@ -1253,7 +1384,27 @@
           <w:sz w:val="20"/>
           <w:szCs w:val="20"/>
         </w:rPr>
-        <w:t>color = "#D97706"</w:t>
+        <w:t xml:space="preserve">color </w:t>
+      </w:r>
+      <w:proofErr w:type="gramStart"/>
+      <w:r>
+        <w:rPr>
+          <w:rFonts w:ascii="inherit" w:eastAsia="Times New Roman" w:hAnsi="inherit" w:cs="Courier New"/>
+          <w:color w:val="C5C8C6"/>
+          <w:sz w:val="20"/>
+          <w:szCs w:val="20"/>
+        </w:rPr>
+        <w:t>= "#</w:t>
+      </w:r>
+      <w:proofErr w:type="gramEnd"/>
+      <w:r>
+        <w:rPr>
+          <w:rFonts w:ascii="inherit" w:eastAsia="Times New Roman" w:hAnsi="inherit" w:cs="Courier New"/>
+          <w:color w:val="C5C8C6"/>
+          <w:sz w:val="20"/>
+          <w:szCs w:val="20"/>
+        </w:rPr>
+        <w:t>D97706"</w:t>
       </w:r>
     </w:p>
     <w:p>
@@ -1531,7 +1682,27 @@
           <w:sz w:val="20"/>
           <w:szCs w:val="20"/>
         </w:rPr>
-        <w:t>content = "payload.message.text"</w:t>
+        <w:t>content = "</w:t>
+      </w:r>
+      <w:proofErr w:type="gramStart"/>
+      <w:r>
+        <w:rPr>
+          <w:rFonts w:ascii="inherit" w:eastAsia="Times New Roman" w:hAnsi="inherit" w:cs="Courier New"/>
+          <w:color w:val="C5C8C6"/>
+          <w:sz w:val="20"/>
+          <w:szCs w:val="20"/>
+        </w:rPr>
+        <w:t>payload.message</w:t>
+      </w:r>
+      <w:proofErr w:type="gramEnd"/>
+      <w:r>
+        <w:rPr>
+          <w:rFonts w:ascii="inherit" w:eastAsia="Times New Roman" w:hAnsi="inherit" w:cs="Courier New"/>
+          <w:color w:val="C5C8C6"/>
+          <w:sz w:val="20"/>
+          <w:szCs w:val="20"/>
+        </w:rPr>
+        <w:t>.text"</w:t>
       </w:r>
     </w:p>
     <w:p>
@@ -1568,7 +1739,27 @@
           <w:sz w:val="20"/>
           <w:szCs w:val="20"/>
         </w:rPr>
-        <w:t>model = "payload.model"</w:t>
+        <w:t>model = "</w:t>
+      </w:r>
+      <w:proofErr w:type="gramStart"/>
+      <w:r>
+        <w:rPr>
+          <w:rFonts w:ascii="inherit" w:eastAsia="Times New Roman" w:hAnsi="inherit" w:cs="Courier New"/>
+          <w:color w:val="C5C8C6"/>
+          <w:sz w:val="20"/>
+          <w:szCs w:val="20"/>
+        </w:rPr>
+        <w:t>payload.model</w:t>
+      </w:r>
+      <w:proofErr w:type="gramEnd"/>
+      <w:r>
+        <w:rPr>
+          <w:rFonts w:ascii="inherit" w:eastAsia="Times New Roman" w:hAnsi="inherit" w:cs="Courier New"/>
+          <w:color w:val="C5C8C6"/>
+          <w:sz w:val="20"/>
+          <w:szCs w:val="20"/>
+        </w:rPr>
+        <w:t>"</w:t>
       </w:r>
     </w:p>
     <w:p>
@@ -1665,13 +1856,41 @@
         </w:rPr>
         <w:t xml:space="preserve">Replace any reflection-based JSON path code with </w:t>
       </w:r>
+      <w:proofErr w:type="gramStart"/>
       <w:r>
         <w:rPr>
           <w:rFonts w:ascii="Courier New" w:eastAsia="Times New Roman" w:hAnsi="Courier New" w:cs="Courier New"/>
           <w:sz w:val="20"/>
           <w:szCs w:val="20"/>
         </w:rPr>
-        <w:t>gjson.Get(payload, "message.content.0.text")</w:t>
+        <w:t>gjson.Get</w:t>
+      </w:r>
+      <w:proofErr w:type="gramEnd"/>
+      <w:r>
+        <w:rPr>
+          <w:rFonts w:ascii="Courier New" w:eastAsia="Times New Roman" w:hAnsi="Courier New" w:cs="Courier New"/>
+          <w:sz w:val="20"/>
+          <w:szCs w:val="20"/>
+        </w:rPr>
+        <w:t>(payload, "</w:t>
+      </w:r>
+      <w:proofErr w:type="gramStart"/>
+      <w:r>
+        <w:rPr>
+          <w:rFonts w:ascii="Courier New" w:eastAsia="Times New Roman" w:hAnsi="Courier New" w:cs="Courier New"/>
+          <w:sz w:val="20"/>
+          <w:szCs w:val="20"/>
+        </w:rPr>
+        <w:t>message.content</w:t>
+      </w:r>
+      <w:proofErr w:type="gramEnd"/>
+      <w:r>
+        <w:rPr>
+          <w:rFonts w:ascii="Courier New" w:eastAsia="Times New Roman" w:hAnsi="Courier New" w:cs="Courier New"/>
+          <w:sz w:val="20"/>
+          <w:szCs w:val="20"/>
+        </w:rPr>
+        <w:t>.0.text")</w:t>
       </w:r>
       <w:r>
         <w:rPr>
@@ -1728,7 +1947,25 @@
           <w:sz w:val="20"/>
           <w:szCs w:val="20"/>
         </w:rPr>
-        <w:t>GET /query/{destination}?q=</w:t>
+        <w:t>GET /</w:t>
+      </w:r>
+      <w:proofErr w:type="gramStart"/>
+      <w:r>
+        <w:rPr>
+          <w:rFonts w:ascii="Courier New" w:eastAsia="Times New Roman" w:hAnsi="Courier New" w:cs="Courier New"/>
+          <w:sz w:val="20"/>
+          <w:szCs w:val="20"/>
+        </w:rPr>
+        <w:t>query/{destination}?</w:t>
+      </w:r>
+      <w:proofErr w:type="gramEnd"/>
+      <w:r>
+        <w:rPr>
+          <w:rFonts w:ascii="Courier New" w:eastAsia="Times New Roman" w:hAnsi="Courier New" w:cs="Courier New"/>
+          <w:sz w:val="20"/>
+          <w:szCs w:val="20"/>
+        </w:rPr>
+        <w:t>q=</w:t>
       </w:r>
       <w:r>
         <w:rPr>
@@ -1806,6 +2043,7 @@
         </w:rPr>
         <w:t xml:space="preserve">Go's </w:t>
       </w:r>
+      <w:proofErr w:type="gramStart"/>
       <w:r>
         <w:rPr>
           <w:rFonts w:ascii="Courier New" w:eastAsia="Times New Roman" w:hAnsi="Courier New" w:cs="Courier New"/>
@@ -1814,13 +2052,32 @@
         </w:rPr>
         <w:t>embed</w:t>
       </w:r>
-      <w:r>
-        <w:rPr>
-          <w:rFonts w:ascii="Times New Roman" w:eastAsia="Times New Roman" w:hAnsi="Times New Roman" w:cs="Times New Roman"/>
-          <w:sz w:val="24"/>
-          <w:szCs w:val="24"/>
-        </w:rPr>
-        <w:t xml:space="preserve"> package lets you ship a single-page React or Svelte dashboard inside the binary itself. </w:t>
+      <w:proofErr w:type="gramEnd"/>
+      <w:r>
+        <w:rPr>
+          <w:rFonts w:ascii="Times New Roman" w:eastAsia="Times New Roman" w:hAnsi="Times New Roman" w:cs="Times New Roman"/>
+          <w:sz w:val="24"/>
+          <w:szCs w:val="24"/>
+        </w:rPr>
+        <w:t xml:space="preserve"> package lets you ship a </w:t>
+      </w:r>
+      <w:proofErr w:type="gramStart"/>
+      <w:r>
+        <w:rPr>
+          <w:rFonts w:ascii="Times New Roman" w:eastAsia="Times New Roman" w:hAnsi="Times New Roman" w:cs="Times New Roman"/>
+          <w:sz w:val="24"/>
+          <w:szCs w:val="24"/>
+        </w:rPr>
+        <w:t>single-page</w:t>
+      </w:r>
+      <w:proofErr w:type="gramEnd"/>
+      <w:r>
+        <w:rPr>
+          <w:rFonts w:ascii="Times New Roman" w:eastAsia="Times New Roman" w:hAnsi="Times New Roman" w:cs="Times New Roman"/>
+          <w:sz w:val="24"/>
+          <w:szCs w:val="24"/>
+        </w:rPr>
+        <w:t xml:space="preserve"> React or Svelte dashboard inside the binary itself. </w:t>
       </w:r>
       <w:r>
         <w:rPr>
@@ -1985,7 +2242,25 @@
           <w:sz w:val="24"/>
           <w:szCs w:val="24"/>
         </w:rPr>
-        <w:t xml:space="preserve">This creates the directory structure, writes starter TOML files with inline comments, and outputs a checklist of what to fill in. Zero friction from download to first successful route. </w:t>
+        <w:t xml:space="preserve">This creates </w:t>
+      </w:r>
+      <w:proofErr w:type="gramStart"/>
+      <w:r>
+        <w:rPr>
+          <w:rFonts w:ascii="Times New Roman" w:eastAsia="Times New Roman" w:hAnsi="Times New Roman" w:cs="Times New Roman"/>
+          <w:sz w:val="24"/>
+          <w:szCs w:val="24"/>
+        </w:rPr>
+        <w:t>the</w:t>
+      </w:r>
+      <w:proofErr w:type="gramEnd"/>
+      <w:r>
+        <w:rPr>
+          <w:rFonts w:ascii="Times New Roman" w:eastAsia="Times New Roman" w:hAnsi="Times New Roman" w:cs="Times New Roman"/>
+          <w:sz w:val="24"/>
+          <w:szCs w:val="24"/>
+        </w:rPr>
+        <w:t xml:space="preserve"> directory structure, writes starter TOML files with inline comments, and outputs a checklist of what to fill in. Zero friction from download to first successful route. </w:t>
       </w:r>
       <w:r>
         <w:rPr>
@@ -1995,7 +2270,29 @@
           <w:sz w:val="24"/>
           <w:szCs w:val="24"/>
         </w:rPr>
-        <w:t>This is the feature that gets you blog posts written about you.</w:t>
+        <w:t xml:space="preserve">This is the feature that gets </w:t>
+      </w:r>
+      <w:proofErr w:type="gramStart"/>
+      <w:r>
+        <w:rPr>
+          <w:rFonts w:ascii="Times New Roman" w:eastAsia="Times New Roman" w:hAnsi="Times New Roman" w:cs="Times New Roman"/>
+          <w:b/>
+          <w:bCs/>
+          <w:sz w:val="24"/>
+          <w:szCs w:val="24"/>
+        </w:rPr>
+        <w:t>you</w:t>
+      </w:r>
+      <w:proofErr w:type="gramEnd"/>
+      <w:r>
+        <w:rPr>
+          <w:rFonts w:ascii="Times New Roman" w:eastAsia="Times New Roman" w:hAnsi="Times New Roman" w:cs="Times New Roman"/>
+          <w:b/>
+          <w:bCs/>
+          <w:sz w:val="24"/>
+          <w:szCs w:val="24"/>
+        </w:rPr>
+        <w:t xml:space="preserve"> blog posts written about you.</w:t>
       </w:r>
     </w:p>
     <w:p>
@@ -2157,7 +2454,25 @@
                 <w:sz w:val="24"/>
                 <w:szCs w:val="24"/>
               </w:rPr>
-              <w:t>Every "show HN" post leads with this</w:t>
+              <w:t xml:space="preserve">Every "show HN" post </w:t>
+            </w:r>
+            <w:proofErr w:type="gramStart"/>
+            <w:r>
+              <w:rPr>
+                <w:rFonts w:ascii="Times New Roman" w:eastAsia="Times New Roman" w:hAnsi="Times New Roman" w:cs="Times New Roman"/>
+                <w:sz w:val="24"/>
+                <w:szCs w:val="24"/>
+              </w:rPr>
+              <w:t>leads</w:t>
+            </w:r>
+            <w:proofErr w:type="gramEnd"/>
+            <w:r>
+              <w:rPr>
+                <w:rFonts w:ascii="Times New Roman" w:eastAsia="Times New Roman" w:hAnsi="Times New Roman" w:cs="Times New Roman"/>
+                <w:sz w:val="24"/>
+                <w:szCs w:val="24"/>
+              </w:rPr>
+              <w:t xml:space="preserve"> with this</w:t>
             </w:r>
           </w:p>
         </w:tc>
@@ -2451,7 +2766,7 @@
           <w:szCs w:val="24"/>
         </w:rPr>
         <w:pict w14:anchorId="3B61ECB0">
-          <v:rect id="_x0000_i1034" style="width:0;height:1.5pt" o:hralign="center" o:hrstd="t" o:hr="t" fillcolor="#a0a0a0" stroked="f"/>
+          <v:rect id="_x0000_i1028" style="width:0;height:1.5pt" o:hralign="center" o:hrstd="t" o:hr="t" fillcolor="#a0a0a0" stroked="f"/>
         </w:pict>
       </w:r>
     </w:p>
@@ -2475,8 +2790,31 @@
           <w:sz w:val="36"/>
           <w:szCs w:val="36"/>
         </w:rPr>
-        <w:t xml:space="preserve">3. On Writing the Initial </w:t>
-      </w:r>
+        <w:t>3</w:t>
+      </w:r>
+      <w:proofErr w:type="gramStart"/>
+      <w:r>
+        <w:rPr>
+          <w:rFonts w:ascii="Times New Roman" w:eastAsia="Times New Roman" w:hAnsi="Times New Roman" w:cs="Times New Roman"/>
+          <w:b/>
+          <w:bCs/>
+          <w:sz w:val="36"/>
+          <w:szCs w:val="36"/>
+        </w:rPr>
+        <w:t>. On</w:t>
+      </w:r>
+      <w:proofErr w:type="gramEnd"/>
+      <w:r>
+        <w:rPr>
+          <w:rFonts w:ascii="Times New Roman" w:eastAsia="Times New Roman" w:hAnsi="Times New Roman" w:cs="Times New Roman"/>
+          <w:b/>
+          <w:bCs/>
+          <w:sz w:val="36"/>
+          <w:szCs w:val="36"/>
+        </w:rPr>
+        <w:t xml:space="preserve"> Writing the Initial </w:t>
+      </w:r>
+      <w:proofErr w:type="gramStart"/>
       <w:r>
         <w:rPr>
           <w:rFonts w:ascii="Courier New" w:eastAsia="Times New Roman" w:hAnsi="Courier New" w:cs="Courier New"/>
@@ -2487,6 +2825,7 @@
         </w:rPr>
         <w:t>main.go</w:t>
       </w:r>
+      <w:proofErr w:type="gramEnd"/>
     </w:p>
     <w:p>
       <w:pPr>
@@ -2505,6 +2844,7 @@
         </w:rPr>
         <w:t xml:space="preserve">The V2 document already includes a working </w:t>
       </w:r>
+      <w:proofErr w:type="gramStart"/>
       <w:r>
         <w:rPr>
           <w:rFonts w:ascii="Courier New" w:eastAsia="Times New Roman" w:hAnsi="Courier New" w:cs="Courier New"/>
@@ -2513,14 +2853,34 @@
         </w:rPr>
         <w:t>main.go</w:t>
       </w:r>
-      <w:r>
-        <w:rPr>
-          <w:rFonts w:ascii="Times New Roman" w:eastAsia="Times New Roman" w:hAnsi="Times New Roman" w:cs="Times New Roman"/>
-          <w:sz w:val="24"/>
-          <w:szCs w:val="24"/>
-        </w:rPr>
-        <w:t xml:space="preserve"> prototype — it's actually quite solid. It correctly implements the Elm-architecture pattern (Model → Update → View), uses </w:t>
-      </w:r>
+      <w:proofErr w:type="gramEnd"/>
+      <w:r>
+        <w:rPr>
+          <w:rFonts w:ascii="Times New Roman" w:eastAsia="Times New Roman" w:hAnsi="Times New Roman" w:cs="Times New Roman"/>
+          <w:sz w:val="24"/>
+          <w:szCs w:val="24"/>
+        </w:rPr>
+        <w:t xml:space="preserve"> prototype — it's </w:t>
+      </w:r>
+      <w:proofErr w:type="gramStart"/>
+      <w:r>
+        <w:rPr>
+          <w:rFonts w:ascii="Times New Roman" w:eastAsia="Times New Roman" w:hAnsi="Times New Roman" w:cs="Times New Roman"/>
+          <w:sz w:val="24"/>
+          <w:szCs w:val="24"/>
+        </w:rPr>
+        <w:t>actually quite</w:t>
+      </w:r>
+      <w:proofErr w:type="gramEnd"/>
+      <w:r>
+        <w:rPr>
+          <w:rFonts w:ascii="Times New Roman" w:eastAsia="Times New Roman" w:hAnsi="Times New Roman" w:cs="Times New Roman"/>
+          <w:sz w:val="24"/>
+          <w:szCs w:val="24"/>
+        </w:rPr>
+        <w:t xml:space="preserve"> solid. It correctly implements the Elm-architecture pattern (Model → Update → View), uses </w:t>
+      </w:r>
+      <w:proofErr w:type="gramStart"/>
       <w:r>
         <w:rPr>
           <w:rFonts w:ascii="Courier New" w:eastAsia="Times New Roman" w:hAnsi="Courier New" w:cs="Courier New"/>
@@ -2529,6 +2889,7 @@
         </w:rPr>
         <w:t>lipgloss.JoinHorizontal</w:t>
       </w:r>
+      <w:proofErr w:type="gramEnd"/>
       <w:r>
         <w:rPr>
           <w:rFonts w:ascii="Times New Roman" w:eastAsia="Times New Roman" w:hAnsi="Times New Roman" w:cs="Times New Roman"/>
@@ -2609,6 +2970,7 @@
         </w:rPr>
         <w:t xml:space="preserve">Yes, you should write the next iteration of </w:t>
       </w:r>
+      <w:proofErr w:type="gramStart"/>
       <w:r>
         <w:rPr>
           <w:rFonts w:ascii="Courier New" w:eastAsia="Times New Roman" w:hAnsi="Courier New" w:cs="Courier New"/>
@@ -2619,6 +2981,7 @@
         </w:rPr>
         <w:t>main.go</w:t>
       </w:r>
+      <w:proofErr w:type="gramEnd"/>
       <w:r>
         <w:rPr>
           <w:rFonts w:ascii="Times New Roman" w:eastAsia="Times New Roman" w:hAnsi="Times New Roman" w:cs="Times New Roman"/>
@@ -2834,6 +3197,7 @@
         </w:rPr>
         <w:t xml:space="preserve">That version is the one worth committing to GitHub as your first public release. Want me to write that production-ready </w:t>
       </w:r>
+      <w:proofErr w:type="gramStart"/>
       <w:r>
         <w:rPr>
           <w:rFonts w:ascii="Courier New" w:eastAsia="Times New Roman" w:hAnsi="Courier New" w:cs="Courier New"/>
@@ -2842,6 +3206,7 @@
         </w:rPr>
         <w:t>main.go</w:t>
       </w:r>
+      <w:proofErr w:type="gramEnd"/>
       <w:r>
         <w:rPr>
           <w:rFonts w:ascii="Times New Roman" w:eastAsia="Times New Roman" w:hAnsi="Times New Roman" w:cs="Times New Roman"/>
@@ -2866,7 +3231,7 @@
           <w:szCs w:val="24"/>
         </w:rPr>
         <w:pict w14:anchorId="36C1E0B9">
-          <v:rect id="_x0000_i1035" style="width:0;height:1.5pt" o:hralign="center" o:hrstd="t" o:hr="t" fillcolor="#a0a0a0" stroked="f"/>
+          <v:rect id="_x0000_i1029" style="width:0;height:1.5pt" o:hralign="center" o:hrstd="t" o:hr="t" fillcolor="#a0a0a0" stroked="f"/>
         </w:pict>
       </w:r>
     </w:p>
@@ -2957,6 +3322,7 @@
         </w:rPr>
         <w:t xml:space="preserve"> in Go, and write the </w:t>
       </w:r>
+      <w:proofErr w:type="gramStart"/>
       <w:r>
         <w:rPr>
           <w:rFonts w:ascii="Courier New" w:eastAsia="Times New Roman" w:hAnsi="Courier New" w:cs="Courier New"/>
@@ -2965,6 +3331,7 @@
         </w:rPr>
         <w:t>main.go</w:t>
       </w:r>
+      <w:proofErr w:type="gramEnd"/>
       <w:r>
         <w:rPr>
           <w:rFonts w:ascii="Times New Roman" w:eastAsia="Times New Roman" w:hAnsi="Times New Roman" w:cs="Times New Roman"/>
@@ -3015,13 +3382,41 @@
       </w:pBdr>
       <w:jc w:val="center"/>
     </w:pPr>
+    <w:proofErr w:type="gramStart"/>
     <w:r>
       <w:rPr>
         <w:color w:val="999999"/>
         <w:sz w:val="16"/>
         <w:szCs w:val="16"/>
       </w:rPr>
-      <w:t>CONFIDENTIAL  |  Shawn Sammartano  |  BubbleFish Project</w:t>
+      <w:t>CONFIDENTIAL  |</w:t>
+    </w:r>
+    <w:proofErr w:type="gramEnd"/>
+    <w:r>
+      <w:rPr>
+        <w:color w:val="999999"/>
+        <w:sz w:val="16"/>
+        <w:szCs w:val="16"/>
+      </w:rPr>
+      <w:t xml:space="preserve">  Shawn </w:t>
+    </w:r>
+    <w:proofErr w:type="gramStart"/>
+    <w:r>
+      <w:rPr>
+        <w:color w:val="999999"/>
+        <w:sz w:val="16"/>
+        <w:szCs w:val="16"/>
+      </w:rPr>
+      <w:t>Sammartano  |</w:t>
+    </w:r>
+    <w:proofErr w:type="gramEnd"/>
+    <w:r>
+      <w:rPr>
+        <w:color w:val="999999"/>
+        <w:sz w:val="16"/>
+        <w:szCs w:val="16"/>
+      </w:rPr>
+      <w:t xml:space="preserve">  BubbleFish Project</w:t>
     </w:r>
   </w:p>
 </w:ftr>
@@ -3054,6 +3449,7 @@
         <w:bottom w:val="single" w:sz="6" w:space="1" w:color="1A1A2E"/>
       </w:pBdr>
     </w:pPr>
+    <w:proofErr w:type="gramStart"/>
     <w:r>
       <w:rPr>
         <w:b/>
@@ -3070,14 +3466,50 @@
         <w:sz w:val="16"/>
         <w:szCs w:val="16"/>
       </w:rPr>
-      <w:t xml:space="preserve">  |  Master Build Plan  |  v</w:t>
+      <w:t xml:space="preserve">  |</w:t>
     </w:r>
+    <w:proofErr w:type="gramEnd"/>
     <w:r>
       <w:rPr>
         <w:color w:val="666666"/>
         <w:sz w:val="16"/>
         <w:szCs w:val="16"/>
       </w:rPr>
+      <w:t xml:space="preserve">  Master Build </w:t>
+    </w:r>
+    <w:proofErr w:type="gramStart"/>
+    <w:r>
+      <w:rPr>
+        <w:color w:val="666666"/>
+        <w:sz w:val="16"/>
+        <w:szCs w:val="16"/>
+      </w:rPr>
+      <w:t>Plan  |</w:t>
+    </w:r>
+    <w:proofErr w:type="gramEnd"/>
+    <w:r>
+      <w:rPr>
+        <w:color w:val="666666"/>
+        <w:sz w:val="16"/>
+        <w:szCs w:val="16"/>
+      </w:rPr>
+      <w:t xml:space="preserve">  </w:t>
+    </w:r>
+    <w:proofErr w:type="gramStart"/>
+    <w:r>
+      <w:rPr>
+        <w:color w:val="666666"/>
+        <w:sz w:val="16"/>
+        <w:szCs w:val="16"/>
+      </w:rPr>
+      <w:t>v</w:t>
+    </w:r>
+    <w:r>
+      <w:rPr>
+        <w:color w:val="666666"/>
+        <w:sz w:val="16"/>
+        <w:szCs w:val="16"/>
+      </w:rPr>
       <w:t>3</w:t>
     </w:r>
     <w:r>
@@ -3086,7 +3518,57 @@
         <w:sz w:val="16"/>
         <w:szCs w:val="16"/>
       </w:rPr>
-      <w:t>.0  |  March 2026</w:t>
+      <w:t>.0  |</w:t>
+    </w:r>
+    <w:proofErr w:type="gramEnd"/>
+    <w:r>
+      <w:rPr>
+        <w:color w:val="666666"/>
+        <w:sz w:val="16"/>
+        <w:szCs w:val="16"/>
+      </w:rPr>
+      <w:t xml:space="preserve">  March 2026</w:t>
+    </w:r>
+    <w:r>
+      <w:rPr>
+        <w:color w:val="666666"/>
+        <w:sz w:val="16"/>
+        <w:szCs w:val="16"/>
+      </w:rPr>
+      <w:tab/>
+    </w:r>
+    <w:r>
+      <w:rPr>
+        <w:color w:val="666666"/>
+        <w:sz w:val="16"/>
+        <w:szCs w:val="16"/>
+      </w:rPr>
+      <w:tab/>
+    </w:r>
+    <w:r>
+      <w:rPr>
+        <w:color w:val="666666"/>
+        <w:sz w:val="16"/>
+        <w:szCs w:val="16"/>
+      </w:rPr>
+      <w:tab/>
+    </w:r>
+    <w:r>
+      <w:rPr>
+        <w:color w:val="666666"/>
+        <w:sz w:val="16"/>
+        <w:szCs w:val="16"/>
+      </w:rPr>
+      <w:tab/>
+      <w:t xml:space="preserve">   </w:t>
+    </w:r>
+    <w:r>
+      <w:rPr>
+        <w:color w:val="666666"/>
+        <w:sz w:val="16"/>
+        <w:szCs w:val="16"/>
+      </w:rPr>
+      <w:t>© 2026 Shawn Sammartano. All rights reserved.</w:t>
     </w:r>
   </w:p>
 </w:hdr>
